--- a/Simulation and modeling/Lab 6 chi-square lab.docx
+++ b/Simulation and modeling/Lab 6 chi-square lab.docx
@@ -1117,12 +1117,22 @@
           <w:lang w:val="en-US"/>
         </w:rPr>
       </w:pPr>
-      <w:r>
+    </w:p>
+    <w:p>
+      <w:pPr>
         <w:rPr>
           <w:b/>
           <w:bCs/>
           <w:lang w:val="en-US"/>
         </w:rPr>
+      </w:pPr>
+      <w:r>
+        <w:rPr>
+          <w:b/>
+          <w:bCs/>
+          <w:lang w:val="en-US"/>
+        </w:rPr>
+        <w:lastRenderedPageBreak/>
         <w:t>7. Expected Frequency</w:t>
       </w:r>
     </w:p>
@@ -1136,7 +1146,6 @@
         <w:rPr>
           <w:lang w:val="en-US"/>
         </w:rPr>
-        <w:lastRenderedPageBreak/>
         <w:t>Total numbers:</w:t>
       </w:r>
       <w:r>
@@ -1415,31 +1424,59 @@
                 <w:bCs/>
                 <w:lang w:val="en-US"/>
               </w:rPr>
-              <w:t>(O − E)²</w:t>
-            </w:r>
-          </w:p>
-        </w:tc>
-        <w:tc>
-          <w:tcPr>
-            <w:tcW w:w="0" w:type="auto"/>
-            <w:vAlign w:val="center"/>
-            <w:hideMark/>
-          </w:tcPr>
-          <w:p>
-            <w:pPr>
+              <w:t xml:space="preserve">(O − </w:t>
+            </w:r>
+            <w:proofErr w:type="gramStart"/>
+            <w:r>
               <w:rPr>
                 <w:b/>
                 <w:bCs/>
                 <w:lang w:val="en-US"/>
               </w:rPr>
-            </w:pPr>
-            <w:r>
+              <w:t>E)²</w:t>
+            </w:r>
+            <w:proofErr w:type="gramEnd"/>
+          </w:p>
+        </w:tc>
+        <w:tc>
+          <w:tcPr>
+            <w:tcW w:w="0" w:type="auto"/>
+            <w:vAlign w:val="center"/>
+            <w:hideMark/>
+          </w:tcPr>
+          <w:p>
+            <w:pPr>
               <w:rPr>
                 <w:b/>
                 <w:bCs/>
                 <w:lang w:val="en-US"/>
               </w:rPr>
-              <w:t>(O − E)² / E</w:t>
+            </w:pPr>
+            <w:r>
+              <w:rPr>
+                <w:b/>
+                <w:bCs/>
+                <w:lang w:val="en-US"/>
+              </w:rPr>
+              <w:t xml:space="preserve">(O − </w:t>
+            </w:r>
+            <w:proofErr w:type="gramStart"/>
+            <w:r>
+              <w:rPr>
+                <w:b/>
+                <w:bCs/>
+                <w:lang w:val="en-US"/>
+              </w:rPr>
+              <w:t>E)²</w:t>
+            </w:r>
+            <w:proofErr w:type="gramEnd"/>
+            <w:r>
+              <w:rPr>
+                <w:b/>
+                <w:bCs/>
+                <w:lang w:val="en-US"/>
+              </w:rPr>
+              <w:t xml:space="preserve"> / E</w:t>
             </w:r>
           </w:p>
         </w:tc>
